--- a/cheatsheets/Speak_Before_the_Reveal_Psychiatry.docx
+++ b/cheatsheets/Speak_Before_the_Reveal_Psychiatry.docx
@@ -1,6 +1,6 @@
 
 <file path=word/document.xml><?xml version="1.0" encoding="utf-8"?>
-<w:document xmlns:wpc="http://schemas.microsoft.com/office/word/2010/wordprocessingCanvas" xmlns:cx="http://schemas.microsoft.com/office/drawing/2014/chartex" xmlns:cx1="http://schemas.microsoft.com/office/drawing/2015/9/8/chartex" xmlns:cx2="http://schemas.microsoft.com/office/drawing/2015/10/21/chartex" xmlns:cx3="http://schemas.microsoft.com/office/drawing/2016/5/9/chartex" xmlns:cx4="http://schemas.microsoft.com/office/drawing/2016/5/10/chartex" xmlns:cx5="http://schemas.microsoft.com/office/drawing/2016/5/11/chartex" xmlns:cx6="http://schemas.microsoft.com/office/drawing/2016/5/12/chartex" xmlns:cx7="http://schemas.microsoft.com/office/drawing/2016/5/13/chartex" xmlns:cx8="http://schemas.microsoft.com/office/drawing/2016/5/14/chartex" xmlns:mc="http://schemas.openxmlformats.org/markup-compatibility/2006" xmlns:aink="http://schemas.microsoft.com/office/drawing/2016/ink" xmlns:am3d="http://schemas.microsoft.com/office/drawing/2017/model3d" xmlns:o="urn:schemas-microsoft-com:office:office" xmlns:oel="http://schemas.microsoft.com/office/2019/extlst" xmlns:r="http://schemas.openxmlformats.org/officeDocument/2006/relationships" xmlns:m="http://schemas.openxmlformats.org/officeDocument/2006/math" xmlns:v="urn:schemas-microsoft-com:vml" xmlns:wp14="http://schemas.microsoft.com/office/word/2010/wordprocessingDrawing" xmlns:wp="http://schemas.openxmlformats.org/drawingml/2006/wordprocessingDrawing" xmlns:w10="urn:schemas-microsoft-com:office:word" xmlns:w="http://schemas.openxmlformats.org/wordprocessingml/2006/main" xmlns:w14="http://schemas.microsoft.com/office/word/2010/wordml" xmlns:w15="http://schemas.microsoft.com/office/word/2012/wordml" xmlns:w16cei="http://schemas.microsoft.com/office/word/2026/wordml/cei" xmlns:w16cex="http://schemas.microsoft.com/office/word/2018/wordml/cex" xmlns:w16cid="http://schemas.microsoft.com/office/word/2016/wordml/cid" xmlns:w16="http://schemas.microsoft.com/office/word/2018/wordml" xmlns:w16du="http://schemas.microsoft.com/office/word/2023/wordml/word16du" xmlns:w16sdtdh="http://schemas.microsoft.com/office/word/2020/wordml/sdtdatahash" xmlns:w16sdtfl="http://schemas.microsoft.com/office/word/2024/wordml/sdtformatlock" xmlns:w16se="http://schemas.microsoft.com/office/word/2015/wordml/symex" xmlns:wpg="http://schemas.microsoft.com/office/word/2010/wordprocessingGroup" xmlns:wpi="http://schemas.microsoft.com/office/word/2010/wordprocessingInk" xmlns:wne="http://schemas.microsoft.com/office/word/2006/wordml" xmlns:wps="http://schemas.microsoft.com/office/word/2010/wordprocessingShape" mc:Ignorable="w14 w15 w16se w16cid w16 w16cex w16sdtdh w16sdtfl w16du wp14">
+<w:document xmlns:wpc="http://schemas.microsoft.com/office/word/2010/wordprocessingCanvas" xmlns:cx="http://schemas.microsoft.com/office/drawing/2014/chartex" xmlns:cx1="http://schemas.microsoft.com/office/drawing/2015/9/8/chartex" xmlns:cx2="http://schemas.microsoft.com/office/drawing/2015/10/21/chartex" xmlns:cx3="http://schemas.microsoft.com/office/drawing/2016/5/9/chartex" xmlns:cx4="http://schemas.microsoft.com/office/drawing/2016/5/10/chartex" xmlns:cx5="http://schemas.microsoft.com/office/drawing/2016/5/11/chartex" xmlns:cx6="http://schemas.microsoft.com/office/drawing/2016/5/12/chartex" xmlns:cx7="http://schemas.microsoft.com/office/drawing/2016/5/13/chartex" xmlns:cx8="http://schemas.microsoft.com/office/drawing/2016/5/14/chartex" xmlns:mc="http://schemas.openxmlformats.org/markup-compatibility/2006" xmlns:aink="http://schemas.microsoft.com/office/drawing/2016/ink" xmlns:am3d="http://schemas.microsoft.com/office/drawing/2017/model3d" xmlns:o="urn:schemas-microsoft-com:office:office" xmlns:oel="http://schemas.microsoft.com/office/2019/extlst" xmlns:r="http://schemas.openxmlformats.org/officeDocument/2006/relationships" xmlns:m="http://schemas.openxmlformats.org/officeDocument/2006/math" xmlns:v="urn:schemas-microsoft-com:vml" xmlns:wp14="http://schemas.microsoft.com/office/word/2010/wordprocessingDrawing" xmlns:wp="http://schemas.openxmlformats.org/drawingml/2006/wordprocessingDrawing" xmlns:w10="urn:schemas-microsoft-com:office:word" xmlns:w="http://schemas.openxmlformats.org/wordprocessingml/2006/main" xmlns:w14="http://schemas.microsoft.com/office/word/2010/wordml" xmlns:w15="http://schemas.microsoft.com/office/word/2012/wordml" xmlns:w16cex="http://schemas.microsoft.com/office/word/2018/wordml/cex" xmlns:w16cid="http://schemas.microsoft.com/office/word/2016/wordml/cid" xmlns:w16="http://schemas.microsoft.com/office/word/2018/wordml" xmlns:w16du="http://schemas.microsoft.com/office/word/2023/wordml/word16du" xmlns:w16sdtdh="http://schemas.microsoft.com/office/word/2020/wordml/sdtdatahash" xmlns:w16sdtfl="http://schemas.microsoft.com/office/word/2024/wordml/sdtformatlock" xmlns:w16se="http://schemas.microsoft.com/office/word/2015/wordml/symex" xmlns:wpg="http://schemas.microsoft.com/office/word/2010/wordprocessingGroup" xmlns:wpi="http://schemas.microsoft.com/office/word/2010/wordprocessingInk" xmlns:wne="http://schemas.microsoft.com/office/word/2006/wordml" xmlns:wps="http://schemas.microsoft.com/office/word/2010/wordprocessingShape" mc:Ignorable="w14 w15 w16se w16cid w16 w16cex w16sdtdh w16sdtfl w16du wp14">
   <w:body>
     <w:p>
       <w:pPr>
@@ -2135,25 +2135,7 @@
           <w:color w:val="0B4F4F"/>
           <w:lang w:val="en-AU"/>
         </w:rPr>
-        <w:t xml:space="preserve">ypes of risk to </w:t>
-      </w:r>
-      <w:proofErr w:type="gramStart"/>
-      <w:r>
-        <w:rPr>
-          <w:b/>
-          <w:color w:val="0B4F4F"/>
-          <w:lang w:val="en-AU"/>
-        </w:rPr>
-        <w:t>consider:</w:t>
-      </w:r>
-      <w:proofErr w:type="gramEnd"/>
-      <w:r>
-        <w:rPr>
-          <w:b/>
-          <w:color w:val="0B4F4F"/>
-          <w:lang w:val="en-AU"/>
-        </w:rPr>
-        <w:t xml:space="preserve">  </w:t>
+        <w:t xml:space="preserve">ypes of risk to consider:  </w:t>
       </w:r>
       <w:r>
         <w:rPr>
@@ -2561,7 +2543,6 @@
           <w:sz w:val="22"/>
           <w:lang w:val="en-AU"/>
         </w:rPr>
-        <w:lastRenderedPageBreak/>
         <w:t>Key uncertainty</w:t>
       </w:r>
       <w:r>
@@ -2619,6 +2600,7 @@
           <w:sz w:val="16"/>
           <w:lang w:val="en-AU"/>
         </w:rPr>
+        <w:lastRenderedPageBreak/>
         <w:t>Preserves</w:t>
       </w:r>
       <w:r>
@@ -4395,37 +4377,6 @@
     </w:p>
     <w:p>
       <w:pPr>
-        <w:spacing w:before="40"/>
-        <w:rPr>
-          <w:i/>
-          <w:color w:val="595959"/>
-          <w:sz w:val="16"/>
-          <w:lang w:val="en-AU"/>
-        </w:rPr>
-      </w:pPr>
-      <w:r>
-        <w:rPr>
-          <w:i/>
-          <w:color w:val="595959"/>
-          <w:sz w:val="16"/>
-          <w:lang w:val="en-AU"/>
-        </w:rPr>
-        <w:t>Companion to Table 1, “Speak Before the Reveal”. Verbalising these steps adds ~30–60 seconds and keeps the reasoning in active generation before the transition to passive editing.</w:t>
-      </w:r>
-    </w:p>
-    <w:p>
-      <w:pPr>
-        <w:spacing w:before="40"/>
-        <w:rPr>
-          <w:i/>
-          <w:color w:val="595959"/>
-          <w:sz w:val="16"/>
-          <w:lang w:val="en-AU"/>
-        </w:rPr>
-      </w:pPr>
-    </w:p>
-    <w:p>
-      <w:pPr>
         <w:pStyle w:val="Bibliography"/>
         <w:rPr>
           <w:lang w:val="en-AU"/>
@@ -4534,6 +4485,7 @@
       <w:pgSz w:w="11906" w:h="16838"/>
       <w:pgMar w:top="595" w:right="595" w:bottom="595" w:left="595" w:header="720" w:footer="720" w:gutter="0"/>
       <w:cols w:space="720"/>
+      <w:titlePg/>
       <w:docGrid w:linePitch="360"/>
     </w:sectPr>
   </w:body>
@@ -4541,7 +4493,7 @@
 </file>
 
 <file path=word/endnotes.xml><?xml version="1.0" encoding="utf-8"?>
-<w:endnotes xmlns:wpc="http://schemas.microsoft.com/office/word/2010/wordprocessingCanvas" xmlns:cx="http://schemas.microsoft.com/office/drawing/2014/chartex" xmlns:cx1="http://schemas.microsoft.com/office/drawing/2015/9/8/chartex" xmlns:cx2="http://schemas.microsoft.com/office/drawing/2015/10/21/chartex" xmlns:cx3="http://schemas.microsoft.com/office/drawing/2016/5/9/chartex" xmlns:cx4="http://schemas.microsoft.com/office/drawing/2016/5/10/chartex" xmlns:cx5="http://schemas.microsoft.com/office/drawing/2016/5/11/chartex" xmlns:cx6="http://schemas.microsoft.com/office/drawing/2016/5/12/chartex" xmlns:cx7="http://schemas.microsoft.com/office/drawing/2016/5/13/chartex" xmlns:cx8="http://schemas.microsoft.com/office/drawing/2016/5/14/chartex" xmlns:mc="http://schemas.openxmlformats.org/markup-compatibility/2006" xmlns:aink="http://schemas.microsoft.com/office/drawing/2016/ink" xmlns:am3d="http://schemas.microsoft.com/office/drawing/2017/model3d" xmlns:o="urn:schemas-microsoft-com:office:office" xmlns:oel="http://schemas.microsoft.com/office/2019/extlst" xmlns:r="http://schemas.openxmlformats.org/officeDocument/2006/relationships" xmlns:m="http://schemas.openxmlformats.org/officeDocument/2006/math" xmlns:v="urn:schemas-microsoft-com:vml" xmlns:wp14="http://schemas.microsoft.com/office/word/2010/wordprocessingDrawing" xmlns:wp="http://schemas.openxmlformats.org/drawingml/2006/wordprocessingDrawing" xmlns:w10="urn:schemas-microsoft-com:office:word" xmlns:w="http://schemas.openxmlformats.org/wordprocessingml/2006/main" xmlns:w14="http://schemas.microsoft.com/office/word/2010/wordml" xmlns:w15="http://schemas.microsoft.com/office/word/2012/wordml" xmlns:w16cei="http://schemas.microsoft.com/office/word/2026/wordml/cei" xmlns:w16cex="http://schemas.microsoft.com/office/word/2018/wordml/cex" xmlns:w16cid="http://schemas.microsoft.com/office/word/2016/wordml/cid" xmlns:w16="http://schemas.microsoft.com/office/word/2018/wordml" xmlns:w16du="http://schemas.microsoft.com/office/word/2023/wordml/word16du" xmlns:w16sdtdh="http://schemas.microsoft.com/office/word/2020/wordml/sdtdatahash" xmlns:w16sdtfl="http://schemas.microsoft.com/office/word/2024/wordml/sdtformatlock" xmlns:w16se="http://schemas.microsoft.com/office/word/2015/wordml/symex" xmlns:wpg="http://schemas.microsoft.com/office/word/2010/wordprocessingGroup" xmlns:wpi="http://schemas.microsoft.com/office/word/2010/wordprocessingInk" xmlns:wne="http://schemas.microsoft.com/office/word/2006/wordml" xmlns:wps="http://schemas.microsoft.com/office/word/2010/wordprocessingShape" mc:Ignorable="w14 w15 w16se w16cid w16 w16cex w16sdtdh w16sdtfl w16du wp14">
+<w:endnotes xmlns:wpc="http://schemas.microsoft.com/office/word/2010/wordprocessingCanvas" xmlns:cx="http://schemas.microsoft.com/office/drawing/2014/chartex" xmlns:cx1="http://schemas.microsoft.com/office/drawing/2015/9/8/chartex" xmlns:cx2="http://schemas.microsoft.com/office/drawing/2015/10/21/chartex" xmlns:cx3="http://schemas.microsoft.com/office/drawing/2016/5/9/chartex" xmlns:cx4="http://schemas.microsoft.com/office/drawing/2016/5/10/chartex" xmlns:cx5="http://schemas.microsoft.com/office/drawing/2016/5/11/chartex" xmlns:cx6="http://schemas.microsoft.com/office/drawing/2016/5/12/chartex" xmlns:cx7="http://schemas.microsoft.com/office/drawing/2016/5/13/chartex" xmlns:cx8="http://schemas.microsoft.com/office/drawing/2016/5/14/chartex" xmlns:mc="http://schemas.openxmlformats.org/markup-compatibility/2006" xmlns:aink="http://schemas.microsoft.com/office/drawing/2016/ink" xmlns:am3d="http://schemas.microsoft.com/office/drawing/2017/model3d" xmlns:o="urn:schemas-microsoft-com:office:office" xmlns:oel="http://schemas.microsoft.com/office/2019/extlst" xmlns:r="http://schemas.openxmlformats.org/officeDocument/2006/relationships" xmlns:m="http://schemas.openxmlformats.org/officeDocument/2006/math" xmlns:v="urn:schemas-microsoft-com:vml" xmlns:wp14="http://schemas.microsoft.com/office/word/2010/wordprocessingDrawing" xmlns:wp="http://schemas.openxmlformats.org/drawingml/2006/wordprocessingDrawing" xmlns:w10="urn:schemas-microsoft-com:office:word" xmlns:w="http://schemas.openxmlformats.org/wordprocessingml/2006/main" xmlns:w14="http://schemas.microsoft.com/office/word/2010/wordml" xmlns:w15="http://schemas.microsoft.com/office/word/2012/wordml" xmlns:w16cex="http://schemas.microsoft.com/office/word/2018/wordml/cex" xmlns:w16cid="http://schemas.microsoft.com/office/word/2016/wordml/cid" xmlns:w16="http://schemas.microsoft.com/office/word/2018/wordml" xmlns:w16du="http://schemas.microsoft.com/office/word/2023/wordml/word16du" xmlns:w16sdtdh="http://schemas.microsoft.com/office/word/2020/wordml/sdtdatahash" xmlns:w16sdtfl="http://schemas.microsoft.com/office/word/2024/wordml/sdtformatlock" xmlns:w16se="http://schemas.microsoft.com/office/word/2015/wordml/symex" xmlns:wpg="http://schemas.microsoft.com/office/word/2010/wordprocessingGroup" xmlns:wpi="http://schemas.microsoft.com/office/word/2010/wordprocessingInk" xmlns:wne="http://schemas.microsoft.com/office/word/2006/wordml" xmlns:wps="http://schemas.microsoft.com/office/word/2010/wordprocessingShape" mc:Ignorable="w14 w15 w16se w16cid w16 w16cex w16sdtdh w16sdtfl w16du wp14">
   <w:endnote w:type="separator" w:id="-1">
     <w:p>
       <w:pPr>
@@ -4566,7 +4518,7 @@
 </file>
 
 <file path=word/footer1.xml><?xml version="1.0" encoding="utf-8"?>
-<w:ftr xmlns:wpc="http://schemas.microsoft.com/office/word/2010/wordprocessingCanvas" xmlns:cx="http://schemas.microsoft.com/office/drawing/2014/chartex" xmlns:cx1="http://schemas.microsoft.com/office/drawing/2015/9/8/chartex" xmlns:cx2="http://schemas.microsoft.com/office/drawing/2015/10/21/chartex" xmlns:cx3="http://schemas.microsoft.com/office/drawing/2016/5/9/chartex" xmlns:cx4="http://schemas.microsoft.com/office/drawing/2016/5/10/chartex" xmlns:cx5="http://schemas.microsoft.com/office/drawing/2016/5/11/chartex" xmlns:cx6="http://schemas.microsoft.com/office/drawing/2016/5/12/chartex" xmlns:cx7="http://schemas.microsoft.com/office/drawing/2016/5/13/chartex" xmlns:cx8="http://schemas.microsoft.com/office/drawing/2016/5/14/chartex" xmlns:mc="http://schemas.openxmlformats.org/markup-compatibility/2006" xmlns:aink="http://schemas.microsoft.com/office/drawing/2016/ink" xmlns:am3d="http://schemas.microsoft.com/office/drawing/2017/model3d" xmlns:o="urn:schemas-microsoft-com:office:office" xmlns:oel="http://schemas.microsoft.com/office/2019/extlst" xmlns:r="http://schemas.openxmlformats.org/officeDocument/2006/relationships" xmlns:m="http://schemas.openxmlformats.org/officeDocument/2006/math" xmlns:v="urn:schemas-microsoft-com:vml" xmlns:wp14="http://schemas.microsoft.com/office/word/2010/wordprocessingDrawing" xmlns:wp="http://schemas.openxmlformats.org/drawingml/2006/wordprocessingDrawing" xmlns:w10="urn:schemas-microsoft-com:office:word" xmlns:w="http://schemas.openxmlformats.org/wordprocessingml/2006/main" xmlns:w14="http://schemas.microsoft.com/office/word/2010/wordml" xmlns:w15="http://schemas.microsoft.com/office/word/2012/wordml" xmlns:w16cei="http://schemas.microsoft.com/office/word/2026/wordml/cei" xmlns:w16cex="http://schemas.microsoft.com/office/word/2018/wordml/cex" xmlns:w16cid="http://schemas.microsoft.com/office/word/2016/wordml/cid" xmlns:w16="http://schemas.microsoft.com/office/word/2018/wordml" xmlns:w16du="http://schemas.microsoft.com/office/word/2023/wordml/word16du" xmlns:w16sdtdh="http://schemas.microsoft.com/office/word/2020/wordml/sdtdatahash" xmlns:w16sdtfl="http://schemas.microsoft.com/office/word/2024/wordml/sdtformatlock" xmlns:w16se="http://schemas.microsoft.com/office/word/2015/wordml/symex" xmlns:wpg="http://schemas.microsoft.com/office/word/2010/wordprocessingGroup" xmlns:wpi="http://schemas.microsoft.com/office/word/2010/wordprocessingInk" xmlns:wne="http://schemas.microsoft.com/office/word/2006/wordml" xmlns:wps="http://schemas.microsoft.com/office/word/2010/wordprocessingShape" mc:Ignorable="w14 w15 w16se w16cid w16 w16cex w16sdtdh w16sdtfl w16du wp14">
+<w:ftr xmlns:wpc="http://schemas.microsoft.com/office/word/2010/wordprocessingCanvas" xmlns:cx="http://schemas.microsoft.com/office/drawing/2014/chartex" xmlns:cx1="http://schemas.microsoft.com/office/drawing/2015/9/8/chartex" xmlns:cx2="http://schemas.microsoft.com/office/drawing/2015/10/21/chartex" xmlns:cx3="http://schemas.microsoft.com/office/drawing/2016/5/9/chartex" xmlns:cx4="http://schemas.microsoft.com/office/drawing/2016/5/10/chartex" xmlns:cx5="http://schemas.microsoft.com/office/drawing/2016/5/11/chartex" xmlns:cx6="http://schemas.microsoft.com/office/drawing/2016/5/12/chartex" xmlns:cx7="http://schemas.microsoft.com/office/drawing/2016/5/13/chartex" xmlns:cx8="http://schemas.microsoft.com/office/drawing/2016/5/14/chartex" xmlns:mc="http://schemas.openxmlformats.org/markup-compatibility/2006" xmlns:aink="http://schemas.microsoft.com/office/drawing/2016/ink" xmlns:am3d="http://schemas.microsoft.com/office/drawing/2017/model3d" xmlns:o="urn:schemas-microsoft-com:office:office" xmlns:oel="http://schemas.microsoft.com/office/2019/extlst" xmlns:r="http://schemas.openxmlformats.org/officeDocument/2006/relationships" xmlns:m="http://schemas.openxmlformats.org/officeDocument/2006/math" xmlns:v="urn:schemas-microsoft-com:vml" xmlns:wp14="http://schemas.microsoft.com/office/word/2010/wordprocessingDrawing" xmlns:wp="http://schemas.openxmlformats.org/drawingml/2006/wordprocessingDrawing" xmlns:w10="urn:schemas-microsoft-com:office:word" xmlns:w="http://schemas.openxmlformats.org/wordprocessingml/2006/main" xmlns:w14="http://schemas.microsoft.com/office/word/2010/wordml" xmlns:w15="http://schemas.microsoft.com/office/word/2012/wordml" xmlns:w16cex="http://schemas.microsoft.com/office/word/2018/wordml/cex" xmlns:w16cid="http://schemas.microsoft.com/office/word/2016/wordml/cid" xmlns:w16="http://schemas.microsoft.com/office/word/2018/wordml" xmlns:w16du="http://schemas.microsoft.com/office/word/2023/wordml/word16du" xmlns:w16sdtdh="http://schemas.microsoft.com/office/word/2020/wordml/sdtdatahash" xmlns:w16sdtfl="http://schemas.microsoft.com/office/word/2024/wordml/sdtformatlock" xmlns:w16se="http://schemas.microsoft.com/office/word/2015/wordml/symex" xmlns:wpg="http://schemas.microsoft.com/office/word/2010/wordprocessingGroup" xmlns:wpi="http://schemas.microsoft.com/office/word/2010/wordprocessingInk" xmlns:wne="http://schemas.microsoft.com/office/word/2006/wordml" xmlns:wps="http://schemas.microsoft.com/office/word/2010/wordprocessingShape" mc:Ignorable="w14 w15 w16se w16cid w16 w16cex w16sdtdh w16sdtfl w16du wp14">
   <w:p>
     <w:pPr>
       <w:pStyle w:val="Footer"/>
@@ -4640,7 +4592,7 @@
 </file>
 
 <file path=word/footnotes.xml><?xml version="1.0" encoding="utf-8"?>
-<w:footnotes xmlns:wpc="http://schemas.microsoft.com/office/word/2010/wordprocessingCanvas" xmlns:cx="http://schemas.microsoft.com/office/drawing/2014/chartex" xmlns:cx1="http://schemas.microsoft.com/office/drawing/2015/9/8/chartex" xmlns:cx2="http://schemas.microsoft.com/office/drawing/2015/10/21/chartex" xmlns:cx3="http://schemas.microsoft.com/office/drawing/2016/5/9/chartex" xmlns:cx4="http://schemas.microsoft.com/office/drawing/2016/5/10/chartex" xmlns:cx5="http://schemas.microsoft.com/office/drawing/2016/5/11/chartex" xmlns:cx6="http://schemas.microsoft.com/office/drawing/2016/5/12/chartex" xmlns:cx7="http://schemas.microsoft.com/office/drawing/2016/5/13/chartex" xmlns:cx8="http://schemas.microsoft.com/office/drawing/2016/5/14/chartex" xmlns:mc="http://schemas.openxmlformats.org/markup-compatibility/2006" xmlns:aink="http://schemas.microsoft.com/office/drawing/2016/ink" xmlns:am3d="http://schemas.microsoft.com/office/drawing/2017/model3d" xmlns:o="urn:schemas-microsoft-com:office:office" xmlns:oel="http://schemas.microsoft.com/office/2019/extlst" xmlns:r="http://schemas.openxmlformats.org/officeDocument/2006/relationships" xmlns:m="http://schemas.openxmlformats.org/officeDocument/2006/math" xmlns:v="urn:schemas-microsoft-com:vml" xmlns:wp14="http://schemas.microsoft.com/office/word/2010/wordprocessingDrawing" xmlns:wp="http://schemas.openxmlformats.org/drawingml/2006/wordprocessingDrawing" xmlns:w10="urn:schemas-microsoft-com:office:word" xmlns:w="http://schemas.openxmlformats.org/wordprocessingml/2006/main" xmlns:w14="http://schemas.microsoft.com/office/word/2010/wordml" xmlns:w15="http://schemas.microsoft.com/office/word/2012/wordml" xmlns:w16cei="http://schemas.microsoft.com/office/word/2026/wordml/cei" xmlns:w16cex="http://schemas.microsoft.com/office/word/2018/wordml/cex" xmlns:w16cid="http://schemas.microsoft.com/office/word/2016/wordml/cid" xmlns:w16="http://schemas.microsoft.com/office/word/2018/wordml" xmlns:w16du="http://schemas.microsoft.com/office/word/2023/wordml/word16du" xmlns:w16sdtdh="http://schemas.microsoft.com/office/word/2020/wordml/sdtdatahash" xmlns:w16sdtfl="http://schemas.microsoft.com/office/word/2024/wordml/sdtformatlock" xmlns:w16se="http://schemas.microsoft.com/office/word/2015/wordml/symex" xmlns:wpg="http://schemas.microsoft.com/office/word/2010/wordprocessingGroup" xmlns:wpi="http://schemas.microsoft.com/office/word/2010/wordprocessingInk" xmlns:wne="http://schemas.microsoft.com/office/word/2006/wordml" xmlns:wps="http://schemas.microsoft.com/office/word/2010/wordprocessingShape" mc:Ignorable="w14 w15 w16se w16cid w16 w16cex w16sdtdh w16sdtfl w16du wp14">
+<w:footnotes xmlns:wpc="http://schemas.microsoft.com/office/word/2010/wordprocessingCanvas" xmlns:cx="http://schemas.microsoft.com/office/drawing/2014/chartex" xmlns:cx1="http://schemas.microsoft.com/office/drawing/2015/9/8/chartex" xmlns:cx2="http://schemas.microsoft.com/office/drawing/2015/10/21/chartex" xmlns:cx3="http://schemas.microsoft.com/office/drawing/2016/5/9/chartex" xmlns:cx4="http://schemas.microsoft.com/office/drawing/2016/5/10/chartex" xmlns:cx5="http://schemas.microsoft.com/office/drawing/2016/5/11/chartex" xmlns:cx6="http://schemas.microsoft.com/office/drawing/2016/5/12/chartex" xmlns:cx7="http://schemas.microsoft.com/office/drawing/2016/5/13/chartex" xmlns:cx8="http://schemas.microsoft.com/office/drawing/2016/5/14/chartex" xmlns:mc="http://schemas.openxmlformats.org/markup-compatibility/2006" xmlns:aink="http://schemas.microsoft.com/office/drawing/2016/ink" xmlns:am3d="http://schemas.microsoft.com/office/drawing/2017/model3d" xmlns:o="urn:schemas-microsoft-com:office:office" xmlns:oel="http://schemas.microsoft.com/office/2019/extlst" xmlns:r="http://schemas.openxmlformats.org/officeDocument/2006/relationships" xmlns:m="http://schemas.openxmlformats.org/officeDocument/2006/math" xmlns:v="urn:schemas-microsoft-com:vml" xmlns:wp14="http://schemas.microsoft.com/office/word/2010/wordprocessingDrawing" xmlns:wp="http://schemas.openxmlformats.org/drawingml/2006/wordprocessingDrawing" xmlns:w10="urn:schemas-microsoft-com:office:word" xmlns:w="http://schemas.openxmlformats.org/wordprocessingml/2006/main" xmlns:w14="http://schemas.microsoft.com/office/word/2010/wordml" xmlns:w15="http://schemas.microsoft.com/office/word/2012/wordml" xmlns:w16cex="http://schemas.microsoft.com/office/word/2018/wordml/cex" xmlns:w16cid="http://schemas.microsoft.com/office/word/2016/wordml/cid" xmlns:w16="http://schemas.microsoft.com/office/word/2018/wordml" xmlns:w16du="http://schemas.microsoft.com/office/word/2023/wordml/word16du" xmlns:w16sdtdh="http://schemas.microsoft.com/office/word/2020/wordml/sdtdatahash" xmlns:w16sdtfl="http://schemas.microsoft.com/office/word/2024/wordml/sdtformatlock" xmlns:w16se="http://schemas.microsoft.com/office/word/2015/wordml/symex" xmlns:wpg="http://schemas.microsoft.com/office/word/2010/wordprocessingGroup" xmlns:wpi="http://schemas.microsoft.com/office/word/2010/wordprocessingInk" xmlns:wne="http://schemas.microsoft.com/office/word/2006/wordml" xmlns:wps="http://schemas.microsoft.com/office/word/2010/wordprocessingShape" mc:Ignorable="w14 w15 w16se w16cid w16 w16cex w16sdtdh w16sdtfl w16du wp14">
   <w:footnote w:type="separator" w:id="-1">
     <w:p>
       <w:pPr>
@@ -4665,7 +4617,7 @@
 </file>
 
 <file path=word/numbering.xml><?xml version="1.0" encoding="utf-8"?>
-<w:numbering xmlns:wpc="http://schemas.microsoft.com/office/word/2010/wordprocessingCanvas" xmlns:cx="http://schemas.microsoft.com/office/drawing/2014/chartex" xmlns:cx1="http://schemas.microsoft.com/office/drawing/2015/9/8/chartex" xmlns:cx2="http://schemas.microsoft.com/office/drawing/2015/10/21/chartex" xmlns:cx3="http://schemas.microsoft.com/office/drawing/2016/5/9/chartex" xmlns:cx4="http://schemas.microsoft.com/office/drawing/2016/5/10/chartex" xmlns:cx5="http://schemas.microsoft.com/office/drawing/2016/5/11/chartex" xmlns:cx6="http://schemas.microsoft.com/office/drawing/2016/5/12/chartex" xmlns:cx7="http://schemas.microsoft.com/office/drawing/2016/5/13/chartex" xmlns:cx8="http://schemas.microsoft.com/office/drawing/2016/5/14/chartex" xmlns:mc="http://schemas.openxmlformats.org/markup-compatibility/2006" xmlns:aink="http://schemas.microsoft.com/office/drawing/2016/ink" xmlns:am3d="http://schemas.microsoft.com/office/drawing/2017/model3d" xmlns:o="urn:schemas-microsoft-com:office:office" xmlns:oel="http://schemas.microsoft.com/office/2019/extlst" xmlns:r="http://schemas.openxmlformats.org/officeDocument/2006/relationships" xmlns:m="http://schemas.openxmlformats.org/officeDocument/2006/math" xmlns:v="urn:schemas-microsoft-com:vml" xmlns:wp14="http://schemas.microsoft.com/office/word/2010/wordprocessingDrawing" xmlns:wp="http://schemas.openxmlformats.org/drawingml/2006/wordprocessingDrawing" xmlns:w10="urn:schemas-microsoft-com:office:word" xmlns:w="http://schemas.openxmlformats.org/wordprocessingml/2006/main" xmlns:w14="http://schemas.microsoft.com/office/word/2010/wordml" xmlns:w15="http://schemas.microsoft.com/office/word/2012/wordml" xmlns:w16cei="http://schemas.microsoft.com/office/word/2026/wordml/cei" xmlns:w16cex="http://schemas.microsoft.com/office/word/2018/wordml/cex" xmlns:w16cid="http://schemas.microsoft.com/office/word/2016/wordml/cid" xmlns:w16="http://schemas.microsoft.com/office/word/2018/wordml" xmlns:w16du="http://schemas.microsoft.com/office/word/2023/wordml/word16du" xmlns:w16sdtdh="http://schemas.microsoft.com/office/word/2020/wordml/sdtdatahash" xmlns:w16sdtfl="http://schemas.microsoft.com/office/word/2024/wordml/sdtformatlock" xmlns:w16se="http://schemas.microsoft.com/office/word/2015/wordml/symex" xmlns:wpg="http://schemas.microsoft.com/office/word/2010/wordprocessingGroup" xmlns:wpi="http://schemas.microsoft.com/office/word/2010/wordprocessingInk" xmlns:wne="http://schemas.microsoft.com/office/word/2006/wordml" xmlns:wps="http://schemas.microsoft.com/office/word/2010/wordprocessingShape" mc:Ignorable="w14 w15 w16se w16cid w16 w16cex w16sdtdh w16sdtfl w16du wp14">
+<w:numbering xmlns:wpc="http://schemas.microsoft.com/office/word/2010/wordprocessingCanvas" xmlns:cx="http://schemas.microsoft.com/office/drawing/2014/chartex" xmlns:cx1="http://schemas.microsoft.com/office/drawing/2015/9/8/chartex" xmlns:cx2="http://schemas.microsoft.com/office/drawing/2015/10/21/chartex" xmlns:cx3="http://schemas.microsoft.com/office/drawing/2016/5/9/chartex" xmlns:cx4="http://schemas.microsoft.com/office/drawing/2016/5/10/chartex" xmlns:cx5="http://schemas.microsoft.com/office/drawing/2016/5/11/chartex" xmlns:cx6="http://schemas.microsoft.com/office/drawing/2016/5/12/chartex" xmlns:cx7="http://schemas.microsoft.com/office/drawing/2016/5/13/chartex" xmlns:cx8="http://schemas.microsoft.com/office/drawing/2016/5/14/chartex" xmlns:mc="http://schemas.openxmlformats.org/markup-compatibility/2006" xmlns:aink="http://schemas.microsoft.com/office/drawing/2016/ink" xmlns:am3d="http://schemas.microsoft.com/office/drawing/2017/model3d" xmlns:o="urn:schemas-microsoft-com:office:office" xmlns:oel="http://schemas.microsoft.com/office/2019/extlst" xmlns:r="http://schemas.openxmlformats.org/officeDocument/2006/relationships" xmlns:m="http://schemas.openxmlformats.org/officeDocument/2006/math" xmlns:v="urn:schemas-microsoft-com:vml" xmlns:wp14="http://schemas.microsoft.com/office/word/2010/wordprocessingDrawing" xmlns:wp="http://schemas.openxmlformats.org/drawingml/2006/wordprocessingDrawing" xmlns:w10="urn:schemas-microsoft-com:office:word" xmlns:w="http://schemas.openxmlformats.org/wordprocessingml/2006/main" xmlns:w14="http://schemas.microsoft.com/office/word/2010/wordml" xmlns:w15="http://schemas.microsoft.com/office/word/2012/wordml" xmlns:w16cex="http://schemas.microsoft.com/office/word/2018/wordml/cex" xmlns:w16cid="http://schemas.microsoft.com/office/word/2016/wordml/cid" xmlns:w16="http://schemas.microsoft.com/office/word/2018/wordml" xmlns:w16du="http://schemas.microsoft.com/office/word/2023/wordml/word16du" xmlns:w16sdtdh="http://schemas.microsoft.com/office/word/2020/wordml/sdtdatahash" xmlns:w16sdtfl="http://schemas.microsoft.com/office/word/2024/wordml/sdtformatlock" xmlns:w16se="http://schemas.microsoft.com/office/word/2015/wordml/symex" xmlns:wpg="http://schemas.microsoft.com/office/word/2010/wordprocessingGroup" xmlns:wpi="http://schemas.microsoft.com/office/word/2010/wordprocessingInk" xmlns:wne="http://schemas.microsoft.com/office/word/2006/wordml" xmlns:wps="http://schemas.microsoft.com/office/word/2010/wordprocessingShape" mc:Ignorable="w14 w15 w16se w16cid w16 w16cex w16sdtdh w16sdtfl w16du wp14">
   <w:abstractNum w:abstractNumId="0" w15:restartNumberingAfterBreak="0">
     <w:nsid w:val="FFFFFF7C"/>
     <w:multiLevelType w:val="singleLevel"/>
@@ -5542,6 +5494,7 @@
   <w:style w:type="character" w:default="1" w:styleId="DefaultParagraphFont">
     <w:name w:val="Default Paragraph Font"/>
     <w:uiPriority w:val="1"/>
+    <w:semiHidden/>
     <w:unhideWhenUsed/>
   </w:style>
   <w:style w:type="table" w:default="1" w:styleId="TableNormal">

--- a/cheatsheets/Speak_Before_the_Reveal_Psychiatry.docx
+++ b/cheatsheets/Speak_Before_the_Reveal_Psychiatry.docx
@@ -4437,7 +4437,7 @@
           <w:sz w:val="16"/>
           <w:lang w:val="en-AU"/>
         </w:rPr>
-        <w:t>Generated using the Speak Before the Reveal reference guide skill. Method: Jurblum M. Speak Before the Reveal: Seven Solutions to Governing AI Scribe Deskilling Risk in Psychiatry and Mental Health Services. Preprint, 28 July 2026. https://doi.org/10.2139/ssrn.7317778</w:t>
+        <w:t>Generated using the Speak Before the Reveal reference guide skill. Method: Jurblum M. Speak Before the Reveal: Seven Solutions to Governing AI Scribe Deskilling Risk in Psychiatry and Mental Health Services. Preprint, 28 July 2026. https://doi.org/10.2139/ssrn.7317778   Skill: https://doi.org/10.5281/zenodo.22331969</w:t>
       </w:r>
     </w:p>
     <w:p>
